--- a/평가엔진모음/IR/IRSwap/IRSwap 설명서.docx
+++ b/평가엔진모음/IR/IRSwap/IRSwap 설명서.docx
@@ -1,6 +1,6 @@
 
 <file path=word/document.xml><?xml version="1.0" encoding="utf-8"?>
-<w:document xmlns:wpc="http://schemas.microsoft.com/office/word/2010/wordprocessingCanvas" xmlns:cx="http://schemas.microsoft.com/office/drawing/2014/chartex" xmlns:cx1="http://schemas.microsoft.com/office/drawing/2015/9/8/chartex" xmlns:mc="http://schemas.openxmlformats.org/markup-compatibility/2006" xmlns:o="urn:schemas-microsoft-com:office:office" xmlns:r="http://schemas.openxmlformats.org/officeDocument/2006/relationships" xmlns:m="http://schemas.openxmlformats.org/officeDocument/2006/math" xmlns:v="urn:schemas-microsoft-com:vml" xmlns:wp14="http://schemas.microsoft.com/office/word/2010/wordprocessingDrawing" xmlns:wp="http://schemas.openxmlformats.org/drawingml/2006/wordprocessingDrawing" xmlns:w10="urn:schemas-microsoft-com:office:word" xmlns:w="http://schemas.openxmlformats.org/wordprocessingml/2006/main" xmlns:w14="http://schemas.microsoft.com/office/word/2010/wordml" xmlns:w15="http://schemas.microsoft.com/office/word/2012/wordml" xmlns:w16se="http://schemas.microsoft.com/office/word/2015/wordml/symex" xmlns:wpg="http://schemas.microsoft.com/office/word/2010/wordprocessingGroup" xmlns:wpi="http://schemas.microsoft.com/office/word/2010/wordprocessingInk" xmlns:wne="http://schemas.microsoft.com/office/word/2006/wordml" xmlns:wps="http://schemas.microsoft.com/office/word/2010/wordprocessingShape" mc:Ignorable="w14 w15 w16se wp14">
+<w:document xmlns:wpc="http://schemas.microsoft.com/office/word/2010/wordprocessingCanvas" xmlns:cx="http://schemas.microsoft.com/office/drawing/2014/chartex" xmlns:mc="http://schemas.openxmlformats.org/markup-compatibility/2006" xmlns:o="urn:schemas-microsoft-com:office:office" xmlns:r="http://schemas.openxmlformats.org/officeDocument/2006/relationships" xmlns:m="http://schemas.openxmlformats.org/officeDocument/2006/math" xmlns:v="urn:schemas-microsoft-com:vml" xmlns:wp14="http://schemas.microsoft.com/office/word/2010/wordprocessingDrawing" xmlns:wp="http://schemas.openxmlformats.org/drawingml/2006/wordprocessingDrawing" xmlns:w10="urn:schemas-microsoft-com:office:word" xmlns:w="http://schemas.openxmlformats.org/wordprocessingml/2006/main" xmlns:w14="http://schemas.microsoft.com/office/word/2010/wordml" xmlns:w15="http://schemas.microsoft.com/office/word/2012/wordml" xmlns:w16se="http://schemas.microsoft.com/office/word/2015/wordml/symex" xmlns:wpg="http://schemas.microsoft.com/office/word/2010/wordprocessingGroup" xmlns:wpi="http://schemas.microsoft.com/office/word/2010/wordprocessingInk" xmlns:wne="http://schemas.microsoft.com/office/word/2006/wordml" xmlns:wps="http://schemas.microsoft.com/office/word/2010/wordprocessingShape" mc:Ignorable="w14 w15 w16se wp14">
   <w:body>
     <w:p>
       <w:pPr>
@@ -184,7 +184,27 @@
         <w:rPr>
           <w:rFonts w:hint="eastAsia"/>
         </w:rPr>
-        <w:t xml:space="preserve">모듈 들어가서 dll의 디렉토리 바꾸기 (현재 </w:t>
+        <w:t xml:space="preserve">VBA </w:t>
+      </w:r>
+      <w:r>
+        <w:rPr>
+          <w:rFonts w:hint="eastAsia"/>
+        </w:rPr>
+        <w:t xml:space="preserve">모듈 들어가서 </w:t>
+      </w:r>
+      <w:r>
+        <w:rPr>
+          <w:rFonts w:hint="eastAsia"/>
+        </w:rPr>
+        <w:t xml:space="preserve">다음 순서에 따라 </w:t>
+      </w:r>
+      <w:bookmarkStart w:id="0" w:name="_GoBack"/>
+      <w:bookmarkEnd w:id="0"/>
+      <w:r>
+        <w:rPr>
+          <w:rFonts w:hint="eastAsia"/>
+        </w:rPr>
+        <w:t xml:space="preserve">dll의 디렉토리 바꾸기 (현재 </w:t>
       </w:r>
       <w:r>
         <w:t>dll</w:t>
@@ -223,7 +243,13 @@
         <w:rPr>
           <w:rFonts w:hint="eastAsia"/>
         </w:rPr>
-        <w:t>으로 바꾸기</w:t>
+        <w:t xml:space="preserve">으로 </w:t>
+      </w:r>
+      <w:r>
+        <w:rPr>
+          <w:rFonts w:hint="eastAsia"/>
+        </w:rPr>
+        <w:t>선언해야함</w:t>
       </w:r>
     </w:p>
     <w:p>
@@ -231,20 +257,40 @@
         <w:pStyle w:val="a3"/>
         <w:ind w:leftChars="0" w:left="760"/>
       </w:pPr>
-    </w:p>
-    <w:p>
-      <w:pPr>
-        <w:ind w:left="760"/>
-      </w:pPr>
-      <w:r>
-        <w:rPr>
+      <w:r>
+        <w:rPr>
+          <w:rFonts w:hint="eastAsia"/>
+        </w:rPr>
+        <w:t xml:space="preserve">3-1. </w:t>
+      </w:r>
+      <w:r>
+        <w:rPr>
+          <w:rFonts w:hint="eastAsia"/>
+        </w:rPr>
+        <w:t xml:space="preserve">비트에 따라 </w:t>
+      </w:r>
+      <w:r>
+        <w:rPr>
+          <w:rFonts w:hint="eastAsia"/>
+        </w:rPr>
+        <w:t>dll의 디렉토리 복사하기</w:t>
+      </w:r>
+    </w:p>
+    <w:p>
+      <w:pPr>
+        <w:pStyle w:val="a3"/>
+        <w:ind w:leftChars="0" w:left="760"/>
+      </w:pPr>
+      <w:r>
+        <w:rPr>
+          <w:rFonts w:hint="eastAsia"/>
           <w:noProof/>
         </w:rPr>
         <w:drawing>
-          <wp:inline distT="0" distB="0" distL="0" distR="0" wp14:anchorId="56092453" wp14:editId="1BB27496">
-            <wp:extent cx="3665220" cy="1705103"/>
-            <wp:effectExtent l="0" t="0" r="0" b="9525"/>
-            <wp:docPr id="1" name="그림 1"/>
+          <wp:inline distT="0" distB="0" distL="0" distR="0">
+            <wp:extent cx="5052060" cy="3165958"/>
+            <wp:effectExtent l="0" t="0" r="0" b="0"/>
+            <wp:docPr id="6" name="그림 6"/>
             <wp:cNvGraphicFramePr>
               <a:graphicFrameLocks xmlns:a="http://schemas.openxmlformats.org/drawingml/2006/main" noChangeAspect="1"/>
             </wp:cNvGraphicFramePr>
@@ -252,23 +298,36 @@
               <a:graphicData uri="http://schemas.openxmlformats.org/drawingml/2006/picture">
                 <pic:pic xmlns:pic="http://schemas.openxmlformats.org/drawingml/2006/picture">
                   <pic:nvPicPr>
-                    <pic:cNvPr id="1" name=""/>
-                    <pic:cNvPicPr/>
+                    <pic:cNvPr id="0" name="Picture 1"/>
+                    <pic:cNvPicPr>
+                      <a:picLocks noChangeAspect="1" noChangeArrowheads="1"/>
+                    </pic:cNvPicPr>
                   </pic:nvPicPr>
                   <pic:blipFill>
-                    <a:blip r:embed="rId8"/>
+                    <a:blip r:embed="rId8">
+                      <a:extLst>
+                        <a:ext uri="{28A0092B-C50C-407E-A947-70E740481C1C}">
+                          <a14:useLocalDpi xmlns:a14="http://schemas.microsoft.com/office/drawing/2010/main" val="0"/>
+                        </a:ext>
+                      </a:extLst>
+                    </a:blip>
+                    <a:srcRect/>
                     <a:stretch>
                       <a:fillRect/>
                     </a:stretch>
                   </pic:blipFill>
-                  <pic:spPr>
+                  <pic:spPr bwMode="auto">
                     <a:xfrm>
                       <a:off x="0" y="0"/>
-                      <a:ext cx="3698773" cy="1720712"/>
+                      <a:ext cx="5055052" cy="3167833"/>
                     </a:xfrm>
                     <a:prstGeom prst="rect">
                       <a:avLst/>
                     </a:prstGeom>
+                    <a:noFill/>
+                    <a:ln>
+                      <a:noFill/>
+                    </a:ln>
                   </pic:spPr>
                 </pic:pic>
               </a:graphicData>
@@ -291,10 +350,10 @@
           <w:noProof/>
         </w:rPr>
         <w:drawing>
-          <wp:inline distT="0" distB="0" distL="0" distR="0" wp14:anchorId="200D0A2A" wp14:editId="41F6B1A0">
-            <wp:extent cx="2827020" cy="930079"/>
-            <wp:effectExtent l="0" t="0" r="0" b="3810"/>
-            <wp:docPr id="3" name="그림 3"/>
+          <wp:inline distT="0" distB="0" distL="0" distR="0">
+            <wp:extent cx="5722620" cy="2598420"/>
+            <wp:effectExtent l="0" t="0" r="0" b="0"/>
+            <wp:docPr id="7" name="그림 7"/>
             <wp:cNvGraphicFramePr>
               <a:graphicFrameLocks xmlns:a="http://schemas.openxmlformats.org/drawingml/2006/main" noChangeAspect="1"/>
             </wp:cNvGraphicFramePr>
@@ -302,23 +361,36 @@
               <a:graphicData uri="http://schemas.openxmlformats.org/drawingml/2006/picture">
                 <pic:pic xmlns:pic="http://schemas.openxmlformats.org/drawingml/2006/picture">
                   <pic:nvPicPr>
-                    <pic:cNvPr id="1" name=""/>
-                    <pic:cNvPicPr/>
+                    <pic:cNvPr id="0" name="Picture 2"/>
+                    <pic:cNvPicPr>
+                      <a:picLocks noChangeAspect="1" noChangeArrowheads="1"/>
+                    </pic:cNvPicPr>
                   </pic:nvPicPr>
                   <pic:blipFill>
-                    <a:blip r:embed="rId9"/>
+                    <a:blip r:embed="rId9">
+                      <a:extLst>
+                        <a:ext uri="{28A0092B-C50C-407E-A947-70E740481C1C}">
+                          <a14:useLocalDpi xmlns:a14="http://schemas.microsoft.com/office/drawing/2010/main" val="0"/>
+                        </a:ext>
+                      </a:extLst>
+                    </a:blip>
+                    <a:srcRect/>
                     <a:stretch>
                       <a:fillRect/>
                     </a:stretch>
                   </pic:blipFill>
-                  <pic:spPr>
+                  <pic:spPr bwMode="auto">
                     <a:xfrm>
                       <a:off x="0" y="0"/>
-                      <a:ext cx="2874919" cy="945837"/>
+                      <a:ext cx="5722620" cy="2598420"/>
                     </a:xfrm>
                     <a:prstGeom prst="rect">
                       <a:avLst/>
                     </a:prstGeom>
+                    <a:noFill/>
+                    <a:ln>
+                      <a:noFill/>
+                    </a:ln>
                   </pic:spPr>
                 </pic:pic>
               </a:graphicData>
@@ -333,14 +405,45 @@
       </w:pPr>
       <w:r>
         <w:rPr>
+          <w:rFonts w:hint="eastAsia"/>
+        </w:rPr>
+        <w:t>저장하기</w:t>
+      </w:r>
+    </w:p>
+    <w:p>
+      <w:pPr>
+        <w:ind w:left="760"/>
+      </w:pPr>
+    </w:p>
+    <w:p>
+      <w:pPr>
+        <w:pStyle w:val="a3"/>
+        <w:numPr>
+          <w:ilvl w:val="0"/>
+          <w:numId w:val="1"/>
+        </w:numPr>
+        <w:ind w:leftChars="0"/>
+      </w:pPr>
+      <w:r>
+        <w:rPr>
+          <w:rFonts w:hint="eastAsia"/>
+        </w:rPr>
+        <w:t>발행정보 및 파라미터 입력하기 (Receive Leg, Payment Leg)</w:t>
+      </w:r>
+    </w:p>
+    <w:p>
+      <w:pPr>
+        <w:ind w:left="760"/>
+      </w:pPr>
+      <w:r>
+        <w:rPr>
           <w:noProof/>
         </w:rPr>
-        <w:lastRenderedPageBreak/>
         <w:drawing>
-          <wp:inline distT="0" distB="0" distL="0" distR="0" wp14:anchorId="0640B728" wp14:editId="667DD64C">
-            <wp:extent cx="5731510" cy="1434465"/>
-            <wp:effectExtent l="0" t="0" r="2540" b="0"/>
-            <wp:docPr id="4" name="그림 4"/>
+          <wp:inline distT="0" distB="0" distL="0" distR="0" wp14:anchorId="432CF203" wp14:editId="1950F889">
+            <wp:extent cx="5731510" cy="1656715"/>
+            <wp:effectExtent l="0" t="0" r="2540" b="635"/>
+            <wp:docPr id="5" name="그림 5"/>
             <wp:cNvGraphicFramePr>
               <a:graphicFrameLocks xmlns:a="http://schemas.openxmlformats.org/drawingml/2006/main" noChangeAspect="1"/>
             </wp:cNvGraphicFramePr>
@@ -360,72 +463,6 @@
                   <pic:spPr>
                     <a:xfrm>
                       <a:off x="0" y="0"/>
-                      <a:ext cx="5731510" cy="1434465"/>
-                    </a:xfrm>
-                    <a:prstGeom prst="rect">
-                      <a:avLst/>
-                    </a:prstGeom>
-                  </pic:spPr>
-                </pic:pic>
-              </a:graphicData>
-            </a:graphic>
-          </wp:inline>
-        </w:drawing>
-      </w:r>
-    </w:p>
-    <w:p>
-      <w:pPr>
-        <w:ind w:left="760"/>
-      </w:pPr>
-    </w:p>
-    <w:p>
-      <w:pPr>
-        <w:pStyle w:val="a3"/>
-        <w:numPr>
-          <w:ilvl w:val="0"/>
-          <w:numId w:val="1"/>
-        </w:numPr>
-        <w:ind w:leftChars="0"/>
-      </w:pPr>
-      <w:r>
-        <w:rPr>
-          <w:rFonts w:hint="eastAsia"/>
-        </w:rPr>
-        <w:t>발행정보 및 파라미터 입력하기 (Receive Leg, Payment Leg)</w:t>
-      </w:r>
-    </w:p>
-    <w:p>
-      <w:pPr>
-        <w:ind w:left="760"/>
-      </w:pPr>
-      <w:r>
-        <w:rPr>
-          <w:noProof/>
-        </w:rPr>
-        <w:drawing>
-          <wp:inline distT="0" distB="0" distL="0" distR="0" wp14:anchorId="432CF203" wp14:editId="1950F889">
-            <wp:extent cx="5731510" cy="1656715"/>
-            <wp:effectExtent l="0" t="0" r="2540" b="635"/>
-            <wp:docPr id="5" name="그림 5"/>
-            <wp:cNvGraphicFramePr>
-              <a:graphicFrameLocks xmlns:a="http://schemas.openxmlformats.org/drawingml/2006/main" noChangeAspect="1"/>
-            </wp:cNvGraphicFramePr>
-            <a:graphic xmlns:a="http://schemas.openxmlformats.org/drawingml/2006/main">
-              <a:graphicData uri="http://schemas.openxmlformats.org/drawingml/2006/picture">
-                <pic:pic xmlns:pic="http://schemas.openxmlformats.org/drawingml/2006/picture">
-                  <pic:nvPicPr>
-                    <pic:cNvPr id="1" name=""/>
-                    <pic:cNvPicPr/>
-                  </pic:nvPicPr>
-                  <pic:blipFill>
-                    <a:blip r:embed="rId11"/>
-                    <a:stretch>
-                      <a:fillRect/>
-                    </a:stretch>
-                  </pic:blipFill>
-                  <pic:spPr>
-                    <a:xfrm>
-                      <a:off x="0" y="0"/>
                       <a:ext cx="5731510" cy="1656715"/>
                     </a:xfrm>
                     <a:prstGeom prst="rect">
@@ -579,7 +616,6 @@
           <w:sz w:val="24"/>
           <w:szCs w:val="24"/>
         </w:rPr>
-        <w:lastRenderedPageBreak/>
         <w:t>IRSwap</w:t>
       </w:r>
       <w:r>
@@ -3050,17 +3086,7 @@
           <w:sz w:val="19"/>
           <w:szCs w:val="19"/>
         </w:rPr>
-        <w:t>지급일</w:t>
-      </w:r>
-      <w:r>
-        <w:rPr>
-          <w:rFonts w:ascii="돋움체" w:eastAsia="돋움체" w:cs="돋움체" w:hint="eastAsia"/>
-          <w:color w:val="008000"/>
-          <w:kern w:val="0"/>
-          <w:sz w:val="19"/>
-          <w:szCs w:val="19"/>
-        </w:rPr>
-        <w:t xml:space="preserve"> ExlDate</w:t>
+        <w:t>지급일 ExlDate</w:t>
       </w:r>
     </w:p>
     <w:p>
@@ -3117,7 +3143,7 @@
         <w:ind w:leftChars="200" w:left="400"/>
         <w:jc w:val="left"/>
         <w:rPr>
-          <w:rFonts w:ascii="돋움체" w:eastAsia="돋움체" w:cs="돋움체" w:hint="eastAsia"/>
+          <w:rFonts w:ascii="돋움체" w:eastAsia="돋움체" w:cs="돋움체"/>
           <w:color w:val="000000"/>
           <w:kern w:val="0"/>
           <w:sz w:val="19"/>
@@ -3773,7 +3799,7 @@
         <w:ind w:leftChars="200" w:left="400"/>
         <w:jc w:val="left"/>
         <w:rPr>
-          <w:rFonts w:ascii="돋움체" w:eastAsia="돋움체" w:cs="돋움체" w:hint="eastAsia"/>
+          <w:rFonts w:ascii="돋움체" w:eastAsia="돋움체" w:cs="돋움체"/>
           <w:color w:val="000000"/>
           <w:kern w:val="0"/>
           <w:sz w:val="19"/>
@@ -4259,7 +4285,7 @@
         <w:ind w:leftChars="200" w:left="400"/>
         <w:jc w:val="left"/>
         <w:rPr>
-          <w:rFonts w:ascii="돋움체" w:eastAsia="돋움체" w:cs="돋움체" w:hint="eastAsia"/>
+          <w:rFonts w:ascii="돋움체" w:eastAsia="돋움체" w:cs="돋움체"/>
           <w:color w:val="000000"/>
           <w:kern w:val="0"/>
           <w:sz w:val="19"/>
@@ -4662,6 +4688,7 @@
           <w:sz w:val="19"/>
           <w:szCs w:val="19"/>
         </w:rPr>
+        <w:lastRenderedPageBreak/>
         <w:t>long</w:t>
       </w:r>
       <w:r>
@@ -4925,7 +4952,7 @@
         <w:ind w:leftChars="200" w:left="400"/>
         <w:jc w:val="left"/>
         <w:rPr>
-          <w:rFonts w:ascii="돋움체" w:eastAsia="돋움체" w:cs="돋움체" w:hint="eastAsia"/>
+          <w:rFonts w:ascii="돋움체" w:eastAsia="돋움체" w:cs="돋움체"/>
           <w:color w:val="000000"/>
           <w:kern w:val="0"/>
           <w:sz w:val="19"/>
@@ -5647,7 +5674,7 @@
         <w:ind w:leftChars="200" w:left="400"/>
         <w:jc w:val="left"/>
         <w:rPr>
-          <w:rFonts w:ascii="돋움체" w:eastAsia="돋움체" w:cs="돋움체" w:hint="eastAsia"/>
+          <w:rFonts w:ascii="돋움체" w:eastAsia="돋움체" w:cs="돋움체"/>
           <w:color w:val="000000"/>
           <w:kern w:val="0"/>
           <w:sz w:val="19"/>
@@ -5662,7 +5689,6 @@
           <w:sz w:val="19"/>
           <w:szCs w:val="19"/>
         </w:rPr>
-        <w:lastRenderedPageBreak/>
         <w:t>double</w:t>
       </w:r>
       <w:r>
@@ -6144,7 +6170,7 @@
         <w:ind w:leftChars="200" w:left="400"/>
         <w:jc w:val="left"/>
         <w:rPr>
-          <w:rFonts w:ascii="돋움체" w:eastAsia="돋움체" w:cs="돋움체" w:hint="eastAsia"/>
+          <w:rFonts w:ascii="돋움체" w:eastAsia="돋움체" w:cs="돋움체"/>
           <w:color w:val="000000"/>
           <w:kern w:val="0"/>
           <w:sz w:val="19"/>
@@ -8403,6 +8429,7 @@
           <w:sz w:val="19"/>
           <w:szCs w:val="19"/>
         </w:rPr>
+        <w:lastRenderedPageBreak/>
         <w:t>long</w:t>
       </w:r>
       <w:r>
@@ -9133,7 +9160,6 @@
           <w:sz w:val="19"/>
           <w:szCs w:val="19"/>
         </w:rPr>
-        <w:lastRenderedPageBreak/>
         <w:t>double</w:t>
       </w:r>
       <w:r>
@@ -9614,7 +9640,7 @@
         <w:spacing w:after="0" w:line="240" w:lineRule="auto"/>
         <w:jc w:val="left"/>
         <w:rPr>
-          <w:rFonts w:ascii="돋움체" w:eastAsia="돋움체" w:cs="돋움체" w:hint="eastAsia"/>
+          <w:rFonts w:ascii="돋움체" w:eastAsia="돋움체" w:cs="돋움체"/>
           <w:color w:val="008000"/>
           <w:kern w:val="0"/>
           <w:sz w:val="19"/>
@@ -10074,62 +10100,82 @@
         <w:spacing w:after="0" w:line="240" w:lineRule="auto"/>
         <w:jc w:val="left"/>
         <w:rPr>
+          <w:rFonts w:ascii="돋움체" w:eastAsia="돋움체" w:cs="돋움체"/>
+          <w:color w:val="000000"/>
+          <w:kern w:val="0"/>
+          <w:sz w:val="19"/>
+          <w:szCs w:val="19"/>
+        </w:rPr>
+      </w:pPr>
+      <w:r>
+        <w:rPr>
+          <w:rFonts w:ascii="돋움체" w:eastAsia="돋움체" w:cs="돋움체"/>
+          <w:color w:val="0000FF"/>
+          <w:kern w:val="0"/>
+          <w:sz w:val="19"/>
+          <w:szCs w:val="19"/>
+        </w:rPr>
+        <w:t>double</w:t>
+      </w:r>
+      <w:r>
+        <w:rPr>
+          <w:rFonts w:ascii="돋움체" w:eastAsia="돋움체" w:cs="돋움체"/>
+          <w:color w:val="000000"/>
+          <w:kern w:val="0"/>
+          <w:sz w:val="19"/>
+          <w:szCs w:val="19"/>
+        </w:rPr>
+        <w:t>* RefHistory;</w:t>
+      </w:r>
+      <w:r>
+        <w:rPr>
+          <w:rFonts w:ascii="돋움체" w:eastAsia="돋움체" w:cs="돋움체"/>
+          <w:color w:val="000000"/>
+          <w:kern w:val="0"/>
+          <w:sz w:val="19"/>
+          <w:szCs w:val="19"/>
+        </w:rPr>
+        <w:tab/>
+      </w:r>
+      <w:r>
+        <w:rPr>
+          <w:rFonts w:ascii="돋움체" w:eastAsia="돋움체" w:cs="돋움체"/>
+          <w:color w:val="000000"/>
+          <w:kern w:val="0"/>
+          <w:sz w:val="19"/>
+          <w:szCs w:val="19"/>
+        </w:rPr>
+        <w:tab/>
+      </w:r>
+      <w:r>
+        <w:rPr>
+          <w:rFonts w:ascii="돋움체" w:eastAsia="돋움체" w:cs="돋움체"/>
+          <w:color w:val="008000"/>
+          <w:kern w:val="0"/>
+          <w:sz w:val="19"/>
+          <w:szCs w:val="19"/>
+        </w:rPr>
+        <w:t xml:space="preserve">// </w:t>
+      </w:r>
+      <w:r>
+        <w:rPr>
           <w:rFonts w:ascii="돋움체" w:eastAsia="돋움체" w:cs="돋움체" w:hint="eastAsia"/>
-          <w:color w:val="000000"/>
-          <w:kern w:val="0"/>
-          <w:sz w:val="19"/>
-          <w:szCs w:val="19"/>
-        </w:rPr>
-      </w:pPr>
-      <w:r>
-        <w:rPr>
-          <w:rFonts w:ascii="돋움체" w:eastAsia="돋움체" w:cs="돋움체"/>
-          <w:color w:val="0000FF"/>
-          <w:kern w:val="0"/>
-          <w:sz w:val="19"/>
-          <w:szCs w:val="19"/>
-        </w:rPr>
-        <w:t>double</w:t>
-      </w:r>
-      <w:r>
-        <w:rPr>
-          <w:rFonts w:ascii="돋움체" w:eastAsia="돋움체" w:cs="돋움체"/>
-          <w:color w:val="000000"/>
-          <w:kern w:val="0"/>
-          <w:sz w:val="19"/>
-          <w:szCs w:val="19"/>
-        </w:rPr>
-        <w:t>* RefHistory;</w:t>
-      </w:r>
-      <w:r>
-        <w:rPr>
-          <w:rFonts w:ascii="돋움체" w:eastAsia="돋움체" w:cs="돋움체"/>
-          <w:color w:val="000000"/>
-          <w:kern w:val="0"/>
-          <w:sz w:val="19"/>
-          <w:szCs w:val="19"/>
-        </w:rPr>
-        <w:tab/>
-      </w:r>
-      <w:r>
-        <w:rPr>
-          <w:rFonts w:ascii="돋움체" w:eastAsia="돋움체" w:cs="돋움체"/>
-          <w:color w:val="000000"/>
-          <w:kern w:val="0"/>
-          <w:sz w:val="19"/>
-          <w:szCs w:val="19"/>
-        </w:rPr>
-        <w:tab/>
-      </w:r>
-      <w:r>
-        <w:rPr>
-          <w:rFonts w:ascii="돋움체" w:eastAsia="돋움체" w:cs="돋움체"/>
-          <w:color w:val="008000"/>
-          <w:kern w:val="0"/>
-          <w:sz w:val="19"/>
-          <w:szCs w:val="19"/>
-        </w:rPr>
-        <w:t xml:space="preserve">// </w:t>
+          <w:color w:val="008000"/>
+          <w:kern w:val="0"/>
+          <w:sz w:val="19"/>
+          <w:szCs w:val="19"/>
+        </w:rPr>
+        <w:t>오버나이트</w:t>
+      </w:r>
+      <w:r>
+        <w:rPr>
+          <w:rFonts w:ascii="돋움체" w:eastAsia="돋움체" w:cs="돋움체"/>
+          <w:color w:val="008000"/>
+          <w:kern w:val="0"/>
+          <w:sz w:val="19"/>
+          <w:szCs w:val="19"/>
+        </w:rPr>
+        <w:t xml:space="preserve"> </w:t>
       </w:r>
       <w:r>
         <w:rPr>
@@ -10139,7 +10185,7 @@
           <w:sz w:val="19"/>
           <w:szCs w:val="19"/>
         </w:rPr>
-        <w:t>오버나이트</w:t>
+        <w:t>금리</w:t>
       </w:r>
       <w:r>
         <w:rPr>
@@ -10159,26 +10205,6 @@
           <w:sz w:val="19"/>
           <w:szCs w:val="19"/>
         </w:rPr>
-        <w:t>금리</w:t>
-      </w:r>
-      <w:r>
-        <w:rPr>
-          <w:rFonts w:ascii="돋움체" w:eastAsia="돋움체" w:cs="돋움체"/>
-          <w:color w:val="008000"/>
-          <w:kern w:val="0"/>
-          <w:sz w:val="19"/>
-          <w:szCs w:val="19"/>
-        </w:rPr>
-        <w:t xml:space="preserve"> </w:t>
-      </w:r>
-      <w:r>
-        <w:rPr>
-          <w:rFonts w:ascii="돋움체" w:eastAsia="돋움체" w:cs="돋움체" w:hint="eastAsia"/>
-          <w:color w:val="008000"/>
-          <w:kern w:val="0"/>
-          <w:sz w:val="19"/>
-          <w:szCs w:val="19"/>
-        </w:rPr>
         <w:t>히스토리</w:t>
       </w:r>
     </w:p>
@@ -10192,8 +10218,6 @@
           <w:szCs w:val="19"/>
         </w:rPr>
       </w:pPr>
-      <w:bookmarkStart w:id="0" w:name="_GoBack"/>
-      <w:bookmarkEnd w:id="0"/>
       <w:r>
         <w:rPr>
           <w:rFonts w:ascii="돋움체" w:eastAsia="돋움체" w:cs="돋움체"/>
@@ -12260,7 +12284,7 @@
 </file>
 
 <file path=word/endnotes.xml><?xml version="1.0" encoding="utf-8"?>
-<w:endnotes xmlns:wpc="http://schemas.microsoft.com/office/word/2010/wordprocessingCanvas" xmlns:cx="http://schemas.microsoft.com/office/drawing/2014/chartex" xmlns:cx1="http://schemas.microsoft.com/office/drawing/2015/9/8/chartex" xmlns:mc="http://schemas.openxmlformats.org/markup-compatibility/2006" xmlns:o="urn:schemas-microsoft-com:office:office" xmlns:r="http://schemas.openxmlformats.org/officeDocument/2006/relationships" xmlns:m="http://schemas.openxmlformats.org/officeDocument/2006/math" xmlns:v="urn:schemas-microsoft-com:vml" xmlns:wp14="http://schemas.microsoft.com/office/word/2010/wordprocessingDrawing" xmlns:wp="http://schemas.openxmlformats.org/drawingml/2006/wordprocessingDrawing" xmlns:w10="urn:schemas-microsoft-com:office:word" xmlns:w="http://schemas.openxmlformats.org/wordprocessingml/2006/main" xmlns:w14="http://schemas.microsoft.com/office/word/2010/wordml" xmlns:w15="http://schemas.microsoft.com/office/word/2012/wordml" xmlns:w16se="http://schemas.microsoft.com/office/word/2015/wordml/symex" xmlns:wpg="http://schemas.microsoft.com/office/word/2010/wordprocessingGroup" xmlns:wpi="http://schemas.microsoft.com/office/word/2010/wordprocessingInk" xmlns:wne="http://schemas.microsoft.com/office/word/2006/wordml" xmlns:wps="http://schemas.microsoft.com/office/word/2010/wordprocessingShape" mc:Ignorable="w14 w15 w16se wp14">
+<w:endnotes xmlns:wpc="http://schemas.microsoft.com/office/word/2010/wordprocessingCanvas" xmlns:cx="http://schemas.microsoft.com/office/drawing/2014/chartex" xmlns:mc="http://schemas.openxmlformats.org/markup-compatibility/2006" xmlns:o="urn:schemas-microsoft-com:office:office" xmlns:r="http://schemas.openxmlformats.org/officeDocument/2006/relationships" xmlns:m="http://schemas.openxmlformats.org/officeDocument/2006/math" xmlns:v="urn:schemas-microsoft-com:vml" xmlns:wp14="http://schemas.microsoft.com/office/word/2010/wordprocessingDrawing" xmlns:wp="http://schemas.openxmlformats.org/drawingml/2006/wordprocessingDrawing" xmlns:w10="urn:schemas-microsoft-com:office:word" xmlns:w="http://schemas.openxmlformats.org/wordprocessingml/2006/main" xmlns:w14="http://schemas.microsoft.com/office/word/2010/wordml" xmlns:w15="http://schemas.microsoft.com/office/word/2012/wordml" xmlns:w16se="http://schemas.microsoft.com/office/word/2015/wordml/symex" xmlns:wpg="http://schemas.microsoft.com/office/word/2010/wordprocessingGroup" xmlns:wpi="http://schemas.microsoft.com/office/word/2010/wordprocessingInk" xmlns:wne="http://schemas.microsoft.com/office/word/2006/wordml" xmlns:wps="http://schemas.microsoft.com/office/word/2010/wordprocessingShape" mc:Ignorable="w14 w15 w16se wp14">
   <w:endnote w:type="separator" w:id="-1">
     <w:p>
       <w:pPr>
@@ -12285,7 +12309,7 @@
 </file>
 
 <file path=word/footnotes.xml><?xml version="1.0" encoding="utf-8"?>
-<w:footnotes xmlns:wpc="http://schemas.microsoft.com/office/word/2010/wordprocessingCanvas" xmlns:cx="http://schemas.microsoft.com/office/drawing/2014/chartex" xmlns:cx1="http://schemas.microsoft.com/office/drawing/2015/9/8/chartex" xmlns:mc="http://schemas.openxmlformats.org/markup-compatibility/2006" xmlns:o="urn:schemas-microsoft-com:office:office" xmlns:r="http://schemas.openxmlformats.org/officeDocument/2006/relationships" xmlns:m="http://schemas.openxmlformats.org/officeDocument/2006/math" xmlns:v="urn:schemas-microsoft-com:vml" xmlns:wp14="http://schemas.microsoft.com/office/word/2010/wordprocessingDrawing" xmlns:wp="http://schemas.openxmlformats.org/drawingml/2006/wordprocessingDrawing" xmlns:w10="urn:schemas-microsoft-com:office:word" xmlns:w="http://schemas.openxmlformats.org/wordprocessingml/2006/main" xmlns:w14="http://schemas.microsoft.com/office/word/2010/wordml" xmlns:w15="http://schemas.microsoft.com/office/word/2012/wordml" xmlns:w16se="http://schemas.microsoft.com/office/word/2015/wordml/symex" xmlns:wpg="http://schemas.microsoft.com/office/word/2010/wordprocessingGroup" xmlns:wpi="http://schemas.microsoft.com/office/word/2010/wordprocessingInk" xmlns:wne="http://schemas.microsoft.com/office/word/2006/wordml" xmlns:wps="http://schemas.microsoft.com/office/word/2010/wordprocessingShape" mc:Ignorable="w14 w15 w16se wp14">
+<w:footnotes xmlns:wpc="http://schemas.microsoft.com/office/word/2010/wordprocessingCanvas" xmlns:cx="http://schemas.microsoft.com/office/drawing/2014/chartex" xmlns:mc="http://schemas.openxmlformats.org/markup-compatibility/2006" xmlns:o="urn:schemas-microsoft-com:office:office" xmlns:r="http://schemas.openxmlformats.org/officeDocument/2006/relationships" xmlns:m="http://schemas.openxmlformats.org/officeDocument/2006/math" xmlns:v="urn:schemas-microsoft-com:vml" xmlns:wp14="http://schemas.microsoft.com/office/word/2010/wordprocessingDrawing" xmlns:wp="http://schemas.openxmlformats.org/drawingml/2006/wordprocessingDrawing" xmlns:w10="urn:schemas-microsoft-com:office:word" xmlns:w="http://schemas.openxmlformats.org/wordprocessingml/2006/main" xmlns:w14="http://schemas.microsoft.com/office/word/2010/wordml" xmlns:w15="http://schemas.microsoft.com/office/word/2012/wordml" xmlns:w16se="http://schemas.microsoft.com/office/word/2015/wordml/symex" xmlns:wpg="http://schemas.microsoft.com/office/word/2010/wordprocessingGroup" xmlns:wpi="http://schemas.microsoft.com/office/word/2010/wordprocessingInk" xmlns:wne="http://schemas.microsoft.com/office/word/2006/wordml" xmlns:wps="http://schemas.microsoft.com/office/word/2010/wordprocessingShape" mc:Ignorable="w14 w15 w16se wp14">
   <w:footnote w:type="separator" w:id="-1">
     <w:p>
       <w:pPr>
@@ -12310,7 +12334,7 @@
 </file>
 
 <file path=word/numbering.xml><?xml version="1.0" encoding="utf-8"?>
-<w:numbering xmlns:wpc="http://schemas.microsoft.com/office/word/2010/wordprocessingCanvas" xmlns:cx="http://schemas.microsoft.com/office/drawing/2014/chartex" xmlns:cx1="http://schemas.microsoft.com/office/drawing/2015/9/8/chartex" xmlns:mc="http://schemas.openxmlformats.org/markup-compatibility/2006" xmlns:o="urn:schemas-microsoft-com:office:office" xmlns:r="http://schemas.openxmlformats.org/officeDocument/2006/relationships" xmlns:m="http://schemas.openxmlformats.org/officeDocument/2006/math" xmlns:v="urn:schemas-microsoft-com:vml" xmlns:wp14="http://schemas.microsoft.com/office/word/2010/wordprocessingDrawing" xmlns:wp="http://schemas.openxmlformats.org/drawingml/2006/wordprocessingDrawing" xmlns:w10="urn:schemas-microsoft-com:office:word" xmlns:w="http://schemas.openxmlformats.org/wordprocessingml/2006/main" xmlns:w14="http://schemas.microsoft.com/office/word/2010/wordml" xmlns:w15="http://schemas.microsoft.com/office/word/2012/wordml" xmlns:w16se="http://schemas.microsoft.com/office/word/2015/wordml/symex" xmlns:wpg="http://schemas.microsoft.com/office/word/2010/wordprocessingGroup" xmlns:wpi="http://schemas.microsoft.com/office/word/2010/wordprocessingInk" xmlns:wne="http://schemas.microsoft.com/office/word/2006/wordml" xmlns:wps="http://schemas.microsoft.com/office/word/2010/wordprocessingShape" mc:Ignorable="w14 w15 w16se wp14">
+<w:numbering xmlns:wpc="http://schemas.microsoft.com/office/word/2010/wordprocessingCanvas" xmlns:cx="http://schemas.microsoft.com/office/drawing/2014/chartex" xmlns:mc="http://schemas.openxmlformats.org/markup-compatibility/2006" xmlns:o="urn:schemas-microsoft-com:office:office" xmlns:r="http://schemas.openxmlformats.org/officeDocument/2006/relationships" xmlns:m="http://schemas.openxmlformats.org/officeDocument/2006/math" xmlns:v="urn:schemas-microsoft-com:vml" xmlns:wp14="http://schemas.microsoft.com/office/word/2010/wordprocessingDrawing" xmlns:wp="http://schemas.openxmlformats.org/drawingml/2006/wordprocessingDrawing" xmlns:w10="urn:schemas-microsoft-com:office:word" xmlns:w="http://schemas.openxmlformats.org/wordprocessingml/2006/main" xmlns:w14="http://schemas.microsoft.com/office/word/2010/wordml" xmlns:w15="http://schemas.microsoft.com/office/word/2012/wordml" xmlns:w16se="http://schemas.microsoft.com/office/word/2015/wordml/symex" xmlns:wpg="http://schemas.microsoft.com/office/word/2010/wordprocessingGroup" xmlns:wpi="http://schemas.microsoft.com/office/word/2010/wordprocessingInk" xmlns:wne="http://schemas.microsoft.com/office/word/2006/wordml" xmlns:wps="http://schemas.microsoft.com/office/word/2010/wordprocessingShape" mc:Ignorable="w14 w15 w16se wp14">
   <w:abstractNum w:abstractNumId="0" w15:restartNumberingAfterBreak="0">
     <w:nsid w:val="08AF46D6"/>
     <w:multiLevelType w:val="hybridMultilevel"/>
